--- a/docs/formatos/inspecciones/INSP-04 Limpieza Salas Eléctricas STMG 23 kV.docx
+++ b/docs/formatos/inspecciones/INSP-04 Limpieza Salas Eléctricas STMG 23 kV.docx
@@ -1,6 +1,6 @@
 
 <file path=word/document.xml><?xml version="1.0" encoding="utf-8"?>
-<w:document xmlns:wpc="http://schemas.microsoft.com/office/word/2010/wordprocessingCanvas" xmlns:cx="http://schemas.microsoft.com/office/drawing/2014/chartex" xmlns:cx1="http://schemas.microsoft.com/office/drawing/2015/9/8/chartex" xmlns:cx2="http://schemas.microsoft.com/office/drawing/2015/10/21/chartex" xmlns:cx3="http://schemas.microsoft.com/office/drawing/2016/5/9/chartex" xmlns:cx4="http://schemas.microsoft.com/office/drawing/2016/5/10/chartex" xmlns:cx5="http://schemas.microsoft.com/office/drawing/2016/5/11/chartex" xmlns:cx6="http://schemas.microsoft.com/office/drawing/2016/5/12/chartex" xmlns:cx7="http://schemas.microsoft.com/office/drawing/2016/5/13/chartex" xmlns:cx8="http://schemas.microsoft.com/office/drawing/2016/5/14/chartex" xmlns:mc="http://schemas.openxmlformats.org/markup-compatibility/2006" xmlns:aink="http://schemas.microsoft.com/office/drawing/2016/ink" xmlns:am3d="http://schemas.microsoft.com/office/drawing/2017/model3d" xmlns:o="urn:schemas-microsoft-com:office:office" xmlns:oel="http://schemas.microsoft.com/office/2019/extlst" xmlns:r="http://schemas.openxmlformats.org/officeDocument/2006/relationships" xmlns:m="http://schemas.openxmlformats.org/officeDocument/2006/math" xmlns:v="urn:schemas-microsoft-com:vml" xmlns:wp14="http://schemas.microsoft.com/office/word/2010/wordprocessingDrawing" xmlns:wp="http://schemas.openxmlformats.org/drawingml/2006/wordprocessingDrawing" xmlns:w10="urn:schemas-microsoft-com:office:word" xmlns:w="http://schemas.openxmlformats.org/wordprocessingml/2006/main" xmlns:w14="http://schemas.microsoft.com/office/word/2010/wordml" xmlns:w15="http://schemas.microsoft.com/office/word/2012/wordml" xmlns:w16cex="http://schemas.microsoft.com/office/word/2018/wordml/cex" xmlns:w16cid="http://schemas.microsoft.com/office/word/2016/wordml/cid" xmlns:w16="http://schemas.microsoft.com/office/word/2018/wordml" xmlns:w16du="http://schemas.microsoft.com/office/word/2023/wordml/word16du" xmlns:w16sdtdh="http://schemas.microsoft.com/office/word/2020/wordml/sdtdatahash" xmlns:w16se="http://schemas.microsoft.com/office/word/2015/wordml/symex" xmlns:wpg="http://schemas.microsoft.com/office/word/2010/wordprocessingGroup" xmlns:wpi="http://schemas.microsoft.com/office/word/2010/wordprocessingInk" xmlns:wne="http://schemas.microsoft.com/office/word/2006/wordml" xmlns:wps="http://schemas.microsoft.com/office/word/2010/wordprocessingShape" mc:Ignorable="w14 w15 w16se w16cid w16 w16cex w16sdtdh w16du wp14">
+<w:document xmlns:wpc="http://schemas.microsoft.com/office/word/2010/wordprocessingCanvas" xmlns:cx="http://schemas.microsoft.com/office/drawing/2014/chartex" xmlns:cx1="http://schemas.microsoft.com/office/drawing/2015/9/8/chartex" xmlns:cx2="http://schemas.microsoft.com/office/drawing/2015/10/21/chartex" xmlns:cx3="http://schemas.microsoft.com/office/drawing/2016/5/9/chartex" xmlns:cx4="http://schemas.microsoft.com/office/drawing/2016/5/10/chartex" xmlns:cx5="http://schemas.microsoft.com/office/drawing/2016/5/11/chartex" xmlns:cx6="http://schemas.microsoft.com/office/drawing/2016/5/12/chartex" xmlns:cx7="http://schemas.microsoft.com/office/drawing/2016/5/13/chartex" xmlns:cx8="http://schemas.microsoft.com/office/drawing/2016/5/14/chartex" xmlns:mc="http://schemas.openxmlformats.org/markup-compatibility/2006" xmlns:aink="http://schemas.microsoft.com/office/drawing/2016/ink" xmlns:am3d="http://schemas.microsoft.com/office/drawing/2017/model3d" xmlns:o="urn:schemas-microsoft-com:office:office" xmlns:oel="http://schemas.microsoft.com/office/2019/extlst" xmlns:r="http://schemas.openxmlformats.org/officeDocument/2006/relationships" xmlns:m="http://schemas.openxmlformats.org/officeDocument/2006/math" xmlns:v="urn:schemas-microsoft-com:vml" xmlns:wp14="http://schemas.microsoft.com/office/word/2010/wordprocessingDrawing" xmlns:wp="http://schemas.openxmlformats.org/drawingml/2006/wordprocessingDrawing" xmlns:w10="urn:schemas-microsoft-com:office:word" xmlns:w="http://schemas.openxmlformats.org/wordprocessingml/2006/main" xmlns:w14="http://schemas.microsoft.com/office/word/2010/wordml" xmlns:w15="http://schemas.microsoft.com/office/word/2012/wordml" xmlns:w16cex="http://schemas.microsoft.com/office/word/2018/wordml/cex" xmlns:w16cid="http://schemas.microsoft.com/office/word/2016/wordml/cid" xmlns:w16="http://schemas.microsoft.com/office/word/2018/wordml" xmlns:w16du="http://schemas.microsoft.com/office/word/2023/wordml/word16du" xmlns:w16sdtdh="http://schemas.microsoft.com/office/word/2020/wordml/sdtdatahash" xmlns:w16sdtfl="http://schemas.microsoft.com/office/word/2024/wordml/sdtformatlock" xmlns:w16se="http://schemas.microsoft.com/office/word/2015/wordml/symex" xmlns:wpg="http://schemas.microsoft.com/office/word/2010/wordprocessingGroup" xmlns:wpi="http://schemas.microsoft.com/office/word/2010/wordprocessingInk" xmlns:wne="http://schemas.microsoft.com/office/word/2006/wordml" xmlns:wps="http://schemas.microsoft.com/office/word/2010/wordprocessingShape" mc:Ignorable="w14 w15 w16se w16cid w16 w16cex w16sdtdh w16sdtfl w16du wp14">
   <w:body>
     <w:p>
       <w:pPr>
@@ -71,7 +71,7 @@
           <w:sz w:val="22"/>
           <w:szCs w:val="22"/>
         </w:rPr>
-        <w:t>EST-ELEC-MLP-STN-0</w:t>
+        <w:t>EST-ELEC-MLP-Bbosch-0</w:t>
       </w:r>
       <w:r>
         <w:rPr>
@@ -184,7 +184,6 @@
               <w:bottom w:val="single" w:sz="4" w:space="0" w:color="auto"/>
               <w:right w:val="single" w:sz="4" w:space="0" w:color="auto"/>
             </w:tcBorders>
-            <w:shd w:val="clear" w:color="auto" w:fill="auto"/>
             <w:noWrap/>
             <w:vAlign w:val="center"/>
             <w:hideMark/>
@@ -219,15 +218,6 @@
             </w:r>
             <w:r>
               <w:t xml:space="preserve"> </w:t>
-            </w:r>
-            <w:r>
-              <w:rPr>
-                <w:b/>
-                <w:bCs/>
-                <w:color w:val="000000"/>
-                <w:sz w:val="20"/>
-              </w:rPr>
-              <w:t>##tag_equipo##</w:t>
             </w:r>
           </w:p>
         </w:tc>
@@ -240,7 +230,6 @@
               <w:bottom w:val="single" w:sz="4" w:space="0" w:color="auto"/>
               <w:right w:val="single" w:sz="4" w:space="0" w:color="auto"/>
             </w:tcBorders>
-            <w:shd w:val="clear" w:color="auto" w:fill="auto"/>
             <w:noWrap/>
             <w:vAlign w:val="center"/>
             <w:hideMark/>
@@ -255,7 +244,6 @@
                 <w:szCs w:val="20"/>
               </w:rPr>
             </w:pPr>
-            <w:proofErr w:type="spellStart"/>
             <w:r>
               <w:rPr>
                 <w:b/>
@@ -263,29 +251,10 @@
                 <w:color w:val="000000"/>
                 <w:sz w:val="20"/>
               </w:rPr>
-              <w:t>N°</w:t>
-            </w:r>
-            <w:proofErr w:type="spellEnd"/>
-            <w:r>
-              <w:rPr>
-                <w:b/>
-                <w:bCs/>
-                <w:color w:val="000000"/>
-                <w:sz w:val="20"/>
-              </w:rPr>
-              <w:t xml:space="preserve"> OT:</w:t>
+              <w:t>N° OT:</w:t>
             </w:r>
             <w:r>
               <w:t xml:space="preserve"> </w:t>
-            </w:r>
-            <w:r>
-              <w:rPr>
-                <w:b/>
-                <w:bCs/>
-                <w:color w:val="000000"/>
-                <w:sz w:val="20"/>
-              </w:rPr>
-              <w:t>##n_ot##</w:t>
             </w:r>
           </w:p>
         </w:tc>
@@ -303,7 +272,6 @@
               <w:bottom w:val="single" w:sz="4" w:space="0" w:color="auto"/>
               <w:right w:val="single" w:sz="4" w:space="0" w:color="auto"/>
             </w:tcBorders>
-            <w:shd w:val="clear" w:color="auto" w:fill="auto"/>
             <w:noWrap/>
             <w:vAlign w:val="center"/>
             <w:hideMark/>
@@ -356,15 +324,6 @@
             </w:r>
             <w:r>
               <w:t xml:space="preserve"> </w:t>
-            </w:r>
-            <w:r>
-              <w:rPr>
-                <w:b/>
-                <w:bCs/>
-                <w:color w:val="000000"/>
-                <w:sz w:val="20"/>
-              </w:rPr>
-              <w:t>##ubicacion_sala_electirca_1##</w:t>
             </w:r>
           </w:p>
         </w:tc>
@@ -377,7 +336,6 @@
               <w:bottom w:val="single" w:sz="4" w:space="0" w:color="auto"/>
               <w:right w:val="single" w:sz="4" w:space="0" w:color="auto"/>
             </w:tcBorders>
-            <w:shd w:val="clear" w:color="auto" w:fill="auto"/>
             <w:noWrap/>
             <w:vAlign w:val="center"/>
             <w:hideMark/>
@@ -403,15 +361,6 @@
             </w:r>
             <w:r>
               <w:t xml:space="preserve"> </w:t>
-            </w:r>
-            <w:r>
-              <w:rPr>
-                <w:b/>
-                <w:bCs/>
-                <w:color w:val="000000"/>
-                <w:sz w:val="20"/>
-              </w:rPr>
-              <w:t>##fecha##</w:t>
             </w:r>
           </w:p>
         </w:tc>
@@ -429,7 +378,6 @@
               <w:bottom w:val="single" w:sz="4" w:space="0" w:color="auto"/>
               <w:right w:val="single" w:sz="4" w:space="0" w:color="auto"/>
             </w:tcBorders>
-            <w:shd w:val="clear" w:color="auto" w:fill="auto"/>
             <w:noWrap/>
             <w:vAlign w:val="center"/>
             <w:hideMark/>
@@ -454,24 +402,6 @@
               <w:t>Hora Inicio:</w:t>
             </w:r>
             <w:r>
-              <w:t xml:space="preserve"> </w:t>
-            </w:r>
-            <w:r>
-              <w:rPr>
-                <w:b/>
-                <w:bCs/>
-                <w:color w:val="000000"/>
-                <w:sz w:val="20"/>
-              </w:rPr>
-              <w:t>##hora_de_inicio##</w:t>
-            </w:r>
-            <w:r>
-              <w:rPr>
-                <w:b/>
-                <w:bCs/>
-                <w:color w:val="000000"/>
-                <w:sz w:val="20"/>
-              </w:rPr>
               <w:t xml:space="preserve"> </w:t>
             </w:r>
           </w:p>
@@ -485,7 +415,6 @@
               <w:bottom w:val="single" w:sz="4" w:space="0" w:color="auto"/>
               <w:right w:val="single" w:sz="4" w:space="0" w:color="auto"/>
             </w:tcBorders>
-            <w:shd w:val="clear" w:color="auto" w:fill="auto"/>
             <w:noWrap/>
             <w:vAlign w:val="center"/>
             <w:hideMark/>
@@ -511,15 +440,6 @@
             </w:r>
             <w:r>
               <w:t xml:space="preserve"> </w:t>
-            </w:r>
-            <w:r>
-              <w:rPr>
-                <w:b/>
-                <w:bCs/>
-                <w:color w:val="000000"/>
-                <w:sz w:val="20"/>
-              </w:rPr>
-              <w:t>##hora_de_termino##</w:t>
             </w:r>
           </w:p>
         </w:tc>
@@ -569,7 +489,6 @@
         <w:tc>
           <w:tcPr>
             <w:tcW w:w="4890" w:type="dxa"/>
-            <w:shd w:val="clear" w:color="auto" w:fill="auto"/>
             <w:noWrap/>
             <w:vAlign w:val="center"/>
             <w:hideMark/>
@@ -605,21 +524,11 @@
             <w:r>
               <w:t xml:space="preserve"> </w:t>
             </w:r>
-            <w:r>
-              <w:rPr>
-                <w:b/>
-                <w:bCs/>
-                <w:color w:val="000000"/>
-                <w:sz w:val="20"/>
-              </w:rPr>
-              <w:t>##participantes1##</w:t>
-            </w:r>
           </w:p>
         </w:tc>
         <w:tc>
           <w:tcPr>
             <w:tcW w:w="4394" w:type="dxa"/>
-            <w:shd w:val="clear" w:color="auto" w:fill="auto"/>
             <w:noWrap/>
             <w:vAlign w:val="center"/>
             <w:hideMark/>
@@ -665,16 +574,6 @@
             </w:r>
             <w:r>
               <w:t xml:space="preserve"> </w:t>
-            </w:r>
-            <w:r>
-              <w:rPr>
-                <w:b/>
-                <w:bCs/>
-                <w:color w:val="000000"/>
-                <w:sz w:val="20"/>
-                <w:szCs w:val="20"/>
-              </w:rPr>
-              <w:t>##firma1##</w:t>
             </w:r>
           </w:p>
         </w:tc>
@@ -722,7 +621,6 @@
               <w:bottom w:val="single" w:sz="4" w:space="0" w:color="auto"/>
               <w:right w:val="single" w:sz="4" w:space="0" w:color="auto"/>
             </w:tcBorders>
-            <w:shd w:val="clear" w:color="auto" w:fill="auto"/>
             <w:noWrap/>
             <w:vAlign w:val="center"/>
           </w:tcPr>
@@ -747,15 +645,6 @@
             </w:r>
             <w:r>
               <w:t xml:space="preserve"> </w:t>
-            </w:r>
-            <w:r>
-              <w:rPr>
-                <w:b/>
-                <w:bCs/>
-                <w:color w:val="000000"/>
-                <w:sz w:val="20"/>
-              </w:rPr>
-              <w:t>##encargado_de_actividad1##</w:t>
             </w:r>
           </w:p>
         </w:tc>
@@ -768,7 +657,6 @@
               <w:bottom w:val="single" w:sz="4" w:space="0" w:color="auto"/>
               <w:right w:val="single" w:sz="4" w:space="0" w:color="auto"/>
             </w:tcBorders>
-            <w:shd w:val="clear" w:color="auto" w:fill="auto"/>
             <w:noWrap/>
             <w:vAlign w:val="center"/>
           </w:tcPr>
@@ -801,15 +689,6 @@
             </w:r>
             <w:r>
               <w:t xml:space="preserve"> </w:t>
-            </w:r>
-            <w:r>
-              <w:rPr>
-                <w:b/>
-                <w:bCs/>
-                <w:color w:val="000000"/>
-                <w:sz w:val="20"/>
-              </w:rPr>
-              <w:t>##firma2##</w:t>
             </w:r>
           </w:p>
         </w:tc>
@@ -827,7 +706,6 @@
               <w:bottom w:val="single" w:sz="4" w:space="0" w:color="auto"/>
               <w:right w:val="single" w:sz="4" w:space="0" w:color="auto"/>
             </w:tcBorders>
-            <w:shd w:val="clear" w:color="auto" w:fill="auto"/>
             <w:noWrap/>
             <w:vAlign w:val="center"/>
             <w:hideMark/>
@@ -850,20 +728,10 @@
                 <w:sz w:val="20"/>
                 <w:szCs w:val="20"/>
               </w:rPr>
-              <w:t>Supervisor STN:</w:t>
+              <w:t>Supervisor Bbosch:</w:t>
             </w:r>
             <w:r>
               <w:t xml:space="preserve"> </w:t>
-            </w:r>
-            <w:r>
-              <w:rPr>
-                <w:b/>
-                <w:bCs/>
-                <w:color w:val="000000"/>
-                <w:sz w:val="20"/>
-                <w:szCs w:val="20"/>
-              </w:rPr>
-              <w:t>##supervisor1##</w:t>
             </w:r>
           </w:p>
         </w:tc>
@@ -876,7 +744,6 @@
               <w:bottom w:val="single" w:sz="4" w:space="0" w:color="auto"/>
               <w:right w:val="single" w:sz="4" w:space="0" w:color="auto"/>
             </w:tcBorders>
-            <w:shd w:val="clear" w:color="auto" w:fill="auto"/>
             <w:noWrap/>
             <w:vAlign w:val="center"/>
             <w:hideMark/>
@@ -902,15 +769,6 @@
             </w:r>
             <w:r>
               <w:t xml:space="preserve"> </w:t>
-            </w:r>
-            <w:r>
-              <w:rPr>
-                <w:b/>
-                <w:bCs/>
-                <w:color w:val="000000"/>
-                <w:sz w:val="20"/>
-              </w:rPr>
-              <w:t>##firma3##</w:t>
             </w:r>
           </w:p>
         </w:tc>
@@ -928,7 +786,6 @@
               <w:bottom w:val="single" w:sz="4" w:space="0" w:color="auto"/>
               <w:right w:val="single" w:sz="4" w:space="0" w:color="auto"/>
             </w:tcBorders>
-            <w:shd w:val="clear" w:color="auto" w:fill="auto"/>
             <w:noWrap/>
             <w:vAlign w:val="center"/>
             <w:hideMark/>
@@ -951,20 +808,10 @@
                 <w:sz w:val="20"/>
                 <w:szCs w:val="20"/>
               </w:rPr>
-              <w:t>Planificador STN:</w:t>
+              <w:t>Planificador Bbosch:</w:t>
             </w:r>
             <w:r>
               <w:t xml:space="preserve"> </w:t>
-            </w:r>
-            <w:r>
-              <w:rPr>
-                <w:b/>
-                <w:bCs/>
-                <w:color w:val="000000"/>
-                <w:sz w:val="20"/>
-                <w:szCs w:val="20"/>
-              </w:rPr>
-              <w:t>##planificador2##</w:t>
             </w:r>
           </w:p>
         </w:tc>
@@ -977,7 +824,6 @@
               <w:bottom w:val="single" w:sz="4" w:space="0" w:color="auto"/>
               <w:right w:val="single" w:sz="4" w:space="0" w:color="auto"/>
             </w:tcBorders>
-            <w:shd w:val="clear" w:color="auto" w:fill="auto"/>
             <w:noWrap/>
             <w:vAlign w:val="center"/>
             <w:hideMark/>
@@ -1003,15 +849,6 @@
             </w:r>
             <w:r>
               <w:t xml:space="preserve"> </w:t>
-            </w:r>
-            <w:r>
-              <w:rPr>
-                <w:b/>
-                <w:bCs/>
-                <w:color w:val="000000"/>
-                <w:sz w:val="20"/>
-              </w:rPr>
-              <w:t>##firma_planificador##</w:t>
             </w:r>
           </w:p>
         </w:tc>
@@ -1220,7 +1057,6 @@
         <w:tc>
           <w:tcPr>
             <w:tcW w:w="6380" w:type="dxa"/>
-            <w:shd w:val="clear" w:color="auto" w:fill="auto"/>
           </w:tcPr>
           <w:p>
             <w:pPr>
@@ -1245,7 +1081,6 @@
         <w:tc>
           <w:tcPr>
             <w:tcW w:w="3017" w:type="dxa"/>
-            <w:shd w:val="clear" w:color="auto" w:fill="auto"/>
             <w:vAlign w:val="center"/>
           </w:tcPr>
           <w:p>
@@ -1257,13 +1092,6 @@
                 <w:sz w:val="20"/>
               </w:rPr>
             </w:pPr>
-            <w:r>
-              <w:rPr>
-                <w:b/>
-                <w:sz w:val="20"/>
-              </w:rPr>
-              <w:t>##verificar_limpieza_exteri##</w:t>
-            </w:r>
           </w:p>
         </w:tc>
       </w:tr>
@@ -1271,7 +1099,6 @@
         <w:tc>
           <w:tcPr>
             <w:tcW w:w="6380" w:type="dxa"/>
-            <w:shd w:val="clear" w:color="auto" w:fill="auto"/>
           </w:tcPr>
           <w:p>
             <w:pPr>
@@ -1296,7 +1123,6 @@
         <w:tc>
           <w:tcPr>
             <w:tcW w:w="3017" w:type="dxa"/>
-            <w:shd w:val="clear" w:color="auto" w:fill="auto"/>
             <w:vAlign w:val="center"/>
           </w:tcPr>
           <w:p>
@@ -1308,13 +1134,6 @@
                 <w:sz w:val="20"/>
               </w:rPr>
             </w:pPr>
-            <w:r>
-              <w:rPr>
-                <w:b/>
-                <w:sz w:val="20"/>
-              </w:rPr>
-              <w:t>##verificar_limpieza_exteri1##</w:t>
-            </w:r>
           </w:p>
         </w:tc>
       </w:tr>
@@ -1322,7 +1141,6 @@
         <w:tc>
           <w:tcPr>
             <w:tcW w:w="6380" w:type="dxa"/>
-            <w:shd w:val="clear" w:color="auto" w:fill="auto"/>
           </w:tcPr>
           <w:p>
             <w:pPr>
@@ -1340,28 +1158,13 @@
               <w:rPr>
                 <w:sz w:val="20"/>
               </w:rPr>
-              <w:t>Revisar estado de luces piloto (</w:t>
-            </w:r>
-            <w:proofErr w:type="spellStart"/>
-            <w:r>
-              <w:rPr>
-                <w:sz w:val="20"/>
-              </w:rPr>
-              <w:t>switchgear</w:t>
-            </w:r>
-            <w:proofErr w:type="spellEnd"/>
-            <w:r>
-              <w:rPr>
-                <w:sz w:val="20"/>
-              </w:rPr>
-              <w:t>, TT/PP)</w:t>
+              <w:t>Revisar estado de luces piloto (switchgear, TT/PP)</w:t>
             </w:r>
           </w:p>
         </w:tc>
         <w:tc>
           <w:tcPr>
             <w:tcW w:w="3017" w:type="dxa"/>
-            <w:shd w:val="clear" w:color="auto" w:fill="auto"/>
             <w:vAlign w:val="center"/>
           </w:tcPr>
           <w:p>
@@ -1373,13 +1176,6 @@
                 <w:sz w:val="20"/>
               </w:rPr>
             </w:pPr>
-            <w:r>
-              <w:rPr>
-                <w:b/>
-                <w:sz w:val="20"/>
-              </w:rPr>
-              <w:t>##revisar_estado_de_luces_p##</w:t>
-            </w:r>
           </w:p>
         </w:tc>
       </w:tr>
@@ -1387,7 +1183,6 @@
         <w:tc>
           <w:tcPr>
             <w:tcW w:w="6380" w:type="dxa"/>
-            <w:shd w:val="clear" w:color="auto" w:fill="auto"/>
           </w:tcPr>
           <w:p>
             <w:pPr>
@@ -1412,7 +1207,6 @@
         <w:tc>
           <w:tcPr>
             <w:tcW w:w="3017" w:type="dxa"/>
-            <w:shd w:val="clear" w:color="auto" w:fill="auto"/>
             <w:vAlign w:val="center"/>
           </w:tcPr>
           <w:p>
@@ -1424,13 +1218,6 @@
                 <w:sz w:val="20"/>
               </w:rPr>
             </w:pPr>
-            <w:r>
-              <w:rPr>
-                <w:b/>
-                <w:sz w:val="20"/>
-              </w:rPr>
-              <w:t>##verificar_limpieza_interi##</w:t>
-            </w:r>
           </w:p>
         </w:tc>
       </w:tr>
@@ -1438,7 +1225,6 @@
         <w:tc>
           <w:tcPr>
             <w:tcW w:w="6380" w:type="dxa"/>
-            <w:shd w:val="clear" w:color="auto" w:fill="auto"/>
           </w:tcPr>
           <w:p>
             <w:pPr>
@@ -1463,7 +1249,6 @@
         <w:tc>
           <w:tcPr>
             <w:tcW w:w="3017" w:type="dxa"/>
-            <w:shd w:val="clear" w:color="auto" w:fill="auto"/>
             <w:vAlign w:val="center"/>
           </w:tcPr>
           <w:p>
@@ -1475,13 +1260,6 @@
                 <w:sz w:val="20"/>
               </w:rPr>
             </w:pPr>
-            <w:r>
-              <w:rPr>
-                <w:b/>
-                <w:sz w:val="20"/>
-              </w:rPr>
-              <w:t>##verificar_estado_de_acces##</w:t>
-            </w:r>
           </w:p>
         </w:tc>
       </w:tr>
@@ -1489,7 +1267,6 @@
         <w:tc>
           <w:tcPr>
             <w:tcW w:w="6380" w:type="dxa"/>
-            <w:shd w:val="clear" w:color="auto" w:fill="auto"/>
           </w:tcPr>
           <w:p>
             <w:pPr>
@@ -1514,7 +1291,6 @@
         <w:tc>
           <w:tcPr>
             <w:tcW w:w="3017" w:type="dxa"/>
-            <w:shd w:val="clear" w:color="auto" w:fill="auto"/>
             <w:vAlign w:val="center"/>
           </w:tcPr>
           <w:p>
@@ -1526,13 +1302,6 @@
                 <w:sz w:val="20"/>
               </w:rPr>
             </w:pPr>
-            <w:r>
-              <w:rPr>
-                <w:b/>
-                <w:sz w:val="20"/>
-              </w:rPr>
-              <w:t>##verificar_presencia_de_co##</w:t>
-            </w:r>
           </w:p>
         </w:tc>
       </w:tr>
@@ -1540,7 +1309,6 @@
         <w:tc>
           <w:tcPr>
             <w:tcW w:w="6380" w:type="dxa"/>
-            <w:shd w:val="clear" w:color="auto" w:fill="auto"/>
           </w:tcPr>
           <w:p>
             <w:pPr>
@@ -1565,7 +1333,6 @@
         <w:tc>
           <w:tcPr>
             <w:tcW w:w="3017" w:type="dxa"/>
-            <w:shd w:val="clear" w:color="auto" w:fill="auto"/>
             <w:vAlign w:val="center"/>
           </w:tcPr>
           <w:p>
@@ -1577,13 +1344,6 @@
                 <w:sz w:val="20"/>
               </w:rPr>
             </w:pPr>
-            <w:r>
-              <w:rPr>
-                <w:b/>
-                <w:sz w:val="20"/>
-              </w:rPr>
-              <w:t>##verificar_operatividad_de##</w:t>
-            </w:r>
           </w:p>
         </w:tc>
       </w:tr>
@@ -1591,7 +1351,6 @@
         <w:tc>
           <w:tcPr>
             <w:tcW w:w="6380" w:type="dxa"/>
-            <w:shd w:val="clear" w:color="auto" w:fill="auto"/>
           </w:tcPr>
           <w:p>
             <w:pPr>
@@ -1617,7 +1376,6 @@
         <w:tc>
           <w:tcPr>
             <w:tcW w:w="3017" w:type="dxa"/>
-            <w:shd w:val="clear" w:color="auto" w:fill="auto"/>
             <w:vAlign w:val="center"/>
           </w:tcPr>
           <w:p>
@@ -1629,13 +1387,6 @@
                 <w:sz w:val="20"/>
               </w:rPr>
             </w:pPr>
-            <w:r>
-              <w:rPr>
-                <w:b/>
-                <w:sz w:val="20"/>
-              </w:rPr>
-              <w:t>##verificar_estado_de_chapa##</w:t>
-            </w:r>
           </w:p>
         </w:tc>
       </w:tr>
@@ -1643,7 +1394,6 @@
         <w:tc>
           <w:tcPr>
             <w:tcW w:w="6380" w:type="dxa"/>
-            <w:shd w:val="clear" w:color="auto" w:fill="auto"/>
           </w:tcPr>
           <w:p>
             <w:pPr>
@@ -1668,7 +1418,6 @@
         <w:tc>
           <w:tcPr>
             <w:tcW w:w="3017" w:type="dxa"/>
-            <w:shd w:val="clear" w:color="auto" w:fill="auto"/>
             <w:vAlign w:val="center"/>
           </w:tcPr>
           <w:p>
@@ -1680,13 +1429,6 @@
                 <w:sz w:val="20"/>
               </w:rPr>
             </w:pPr>
-            <w:r>
-              <w:rPr>
-                <w:b/>
-                <w:sz w:val="20"/>
-              </w:rPr>
-              <w:t>##verificar_iluminacion_int##</w:t>
-            </w:r>
           </w:p>
         </w:tc>
       </w:tr>
@@ -1694,7 +1436,6 @@
         <w:tc>
           <w:tcPr>
             <w:tcW w:w="6380" w:type="dxa"/>
-            <w:shd w:val="clear" w:color="auto" w:fill="auto"/>
           </w:tcPr>
           <w:p>
             <w:pPr>
@@ -1719,7 +1460,6 @@
         <w:tc>
           <w:tcPr>
             <w:tcW w:w="3017" w:type="dxa"/>
-            <w:shd w:val="clear" w:color="auto" w:fill="auto"/>
             <w:vAlign w:val="center"/>
           </w:tcPr>
           <w:p>
@@ -1731,13 +1471,6 @@
                 <w:sz w:val="20"/>
               </w:rPr>
             </w:pPr>
-            <w:r>
-              <w:rPr>
-                <w:b/>
-                <w:sz w:val="20"/>
-              </w:rPr>
-              <w:t>##verificar_componente_de_##</w:t>
-            </w:r>
           </w:p>
         </w:tc>
       </w:tr>
@@ -1745,7 +1478,6 @@
         <w:tc>
           <w:tcPr>
             <w:tcW w:w="6380" w:type="dxa"/>
-            <w:shd w:val="clear" w:color="auto" w:fill="auto"/>
           </w:tcPr>
           <w:p>
             <w:pPr>
@@ -1770,7 +1502,6 @@
         <w:tc>
           <w:tcPr>
             <w:tcW w:w="3017" w:type="dxa"/>
-            <w:shd w:val="clear" w:color="auto" w:fill="auto"/>
             <w:vAlign w:val="center"/>
           </w:tcPr>
           <w:p>
@@ -1782,13 +1513,6 @@
                 <w:sz w:val="20"/>
               </w:rPr>
             </w:pPr>
-            <w:r>
-              <w:rPr>
-                <w:b/>
-                <w:sz w:val="20"/>
-              </w:rPr>
-              <w:t>##verificar_presencia_traj##</w:t>
-            </w:r>
           </w:p>
         </w:tc>
       </w:tr>
@@ -1796,7 +1520,6 @@
         <w:tc>
           <w:tcPr>
             <w:tcW w:w="6380" w:type="dxa"/>
-            <w:shd w:val="clear" w:color="auto" w:fill="auto"/>
           </w:tcPr>
           <w:p>
             <w:pPr>
@@ -1821,7 +1544,6 @@
         <w:tc>
           <w:tcPr>
             <w:tcW w:w="3017" w:type="dxa"/>
-            <w:shd w:val="clear" w:color="auto" w:fill="auto"/>
             <w:vAlign w:val="center"/>
           </w:tcPr>
           <w:p>
@@ -1833,13 +1555,6 @@
                 <w:sz w:val="20"/>
               </w:rPr>
             </w:pPr>
-            <w:r>
-              <w:rPr>
-                <w:b/>
-                <w:sz w:val="20"/>
-              </w:rPr>
-              <w:t>##verificar_estado_de_exti##</w:t>
-            </w:r>
           </w:p>
         </w:tc>
       </w:tr>
@@ -1847,7 +1562,6 @@
         <w:tc>
           <w:tcPr>
             <w:tcW w:w="6380" w:type="dxa"/>
-            <w:shd w:val="clear" w:color="auto" w:fill="auto"/>
           </w:tcPr>
           <w:p>
             <w:pPr>
@@ -1868,7 +1582,6 @@
         <w:tc>
           <w:tcPr>
             <w:tcW w:w="3017" w:type="dxa"/>
-            <w:shd w:val="clear" w:color="auto" w:fill="auto"/>
             <w:vAlign w:val="center"/>
           </w:tcPr>
           <w:p>
@@ -1880,13 +1593,6 @@
                 <w:sz w:val="20"/>
               </w:rPr>
             </w:pPr>
-            <w:r>
-              <w:rPr>
-                <w:b/>
-                <w:sz w:val="20"/>
-              </w:rPr>
-              <w:t>##fecha_caducidad_extintor##</w:t>
-            </w:r>
           </w:p>
         </w:tc>
       </w:tr>
@@ -1894,7 +1600,6 @@
         <w:tc>
           <w:tcPr>
             <w:tcW w:w="6380" w:type="dxa"/>
-            <w:shd w:val="clear" w:color="auto" w:fill="auto"/>
           </w:tcPr>
           <w:p>
             <w:pPr>
@@ -1919,7 +1624,6 @@
         <w:tc>
           <w:tcPr>
             <w:tcW w:w="3017" w:type="dxa"/>
-            <w:shd w:val="clear" w:color="auto" w:fill="auto"/>
             <w:vAlign w:val="center"/>
           </w:tcPr>
           <w:p>
@@ -1931,13 +1635,6 @@
                 <w:sz w:val="20"/>
               </w:rPr>
             </w:pPr>
-            <w:r>
-              <w:rPr>
-                <w:b/>
-                <w:sz w:val="20"/>
-              </w:rPr>
-              <w:t>##verificar_estados_de_luc##</w:t>
-            </w:r>
           </w:p>
         </w:tc>
       </w:tr>
@@ -1945,7 +1642,6 @@
         <w:tc>
           <w:tcPr>
             <w:tcW w:w="6380" w:type="dxa"/>
-            <w:shd w:val="clear" w:color="auto" w:fill="auto"/>
           </w:tcPr>
           <w:p>
             <w:pPr>
@@ -1970,7 +1666,6 @@
         <w:tc>
           <w:tcPr>
             <w:tcW w:w="3017" w:type="dxa"/>
-            <w:shd w:val="clear" w:color="auto" w:fill="auto"/>
             <w:vAlign w:val="center"/>
           </w:tcPr>
           <w:p>
@@ -1982,13 +1677,6 @@
                 <w:sz w:val="20"/>
               </w:rPr>
             </w:pPr>
-            <w:r>
-              <w:rPr>
-                <w:b/>
-                <w:sz w:val="20"/>
-              </w:rPr>
-              <w:t>##presencia_de_puesta_a_ti##</w:t>
-            </w:r>
           </w:p>
         </w:tc>
       </w:tr>
@@ -1996,7 +1684,6 @@
         <w:tc>
           <w:tcPr>
             <w:tcW w:w="6380" w:type="dxa"/>
-            <w:shd w:val="clear" w:color="auto" w:fill="auto"/>
           </w:tcPr>
           <w:p>
             <w:pPr>
@@ -2021,7 +1708,6 @@
         <w:tc>
           <w:tcPr>
             <w:tcW w:w="3017" w:type="dxa"/>
-            <w:shd w:val="clear" w:color="auto" w:fill="auto"/>
             <w:vAlign w:val="center"/>
           </w:tcPr>
           <w:p>
@@ -2033,13 +1719,6 @@
                 <w:sz w:val="20"/>
               </w:rPr>
             </w:pPr>
-            <w:r>
-              <w:rPr>
-                <w:b/>
-                <w:sz w:val="20"/>
-              </w:rPr>
-              <w:t>##verificar_operatividad_d##</w:t>
-            </w:r>
           </w:p>
         </w:tc>
       </w:tr>
@@ -2047,7 +1726,6 @@
         <w:tc>
           <w:tcPr>
             <w:tcW w:w="6380" w:type="dxa"/>
-            <w:shd w:val="clear" w:color="auto" w:fill="auto"/>
           </w:tcPr>
           <w:p>
             <w:pPr>
@@ -2072,7 +1750,6 @@
         <w:tc>
           <w:tcPr>
             <w:tcW w:w="3017" w:type="dxa"/>
-            <w:shd w:val="clear" w:color="auto" w:fill="auto"/>
             <w:vAlign w:val="center"/>
           </w:tcPr>
           <w:p>
@@ -2084,13 +1761,6 @@
                 <w:sz w:val="20"/>
               </w:rPr>
             </w:pPr>
-            <w:r>
-              <w:rPr>
-                <w:b/>
-                <w:sz w:val="20"/>
-              </w:rPr>
-              <w:t>##estado_enchufes_bt##</w:t>
-            </w:r>
           </w:p>
         </w:tc>
       </w:tr>
@@ -2098,7 +1768,6 @@
         <w:tc>
           <w:tcPr>
             <w:tcW w:w="6380" w:type="dxa"/>
-            <w:shd w:val="clear" w:color="auto" w:fill="auto"/>
           </w:tcPr>
           <w:p>
             <w:pPr>
@@ -2123,7 +1792,6 @@
         <w:tc>
           <w:tcPr>
             <w:tcW w:w="3017" w:type="dxa"/>
-            <w:shd w:val="clear" w:color="auto" w:fill="auto"/>
             <w:vAlign w:val="center"/>
           </w:tcPr>
           <w:p>
@@ -2135,13 +1803,6 @@
                 <w:sz w:val="20"/>
               </w:rPr>
             </w:pPr>
-            <w:r>
-              <w:rPr>
-                <w:b/>
-                <w:sz w:val="20"/>
-              </w:rPr>
-              <w:t>##estado_de_dispositivos_d##</w:t>
-            </w:r>
           </w:p>
         </w:tc>
       </w:tr>
@@ -2152,7 +1813,6 @@
         <w:tc>
           <w:tcPr>
             <w:tcW w:w="6380" w:type="dxa"/>
-            <w:shd w:val="clear" w:color="auto" w:fill="auto"/>
           </w:tcPr>
           <w:p>
             <w:pPr>
@@ -2177,7 +1837,6 @@
         <w:tc>
           <w:tcPr>
             <w:tcW w:w="3017" w:type="dxa"/>
-            <w:shd w:val="clear" w:color="auto" w:fill="auto"/>
             <w:vAlign w:val="center"/>
           </w:tcPr>
           <w:p>
@@ -2189,13 +1848,6 @@
                 <w:sz w:val="20"/>
               </w:rPr>
             </w:pPr>
-            <w:r>
-              <w:rPr>
-                <w:b/>
-                <w:sz w:val="20"/>
-              </w:rPr>
-              <w:t>##verificar_entorno_de_sal##</w:t>
-            </w:r>
           </w:p>
         </w:tc>
       </w:tr>
@@ -2203,7 +1855,6 @@
         <w:tc>
           <w:tcPr>
             <w:tcW w:w="6380" w:type="dxa"/>
-            <w:shd w:val="clear" w:color="auto" w:fill="auto"/>
           </w:tcPr>
           <w:p>
             <w:pPr>
@@ -2228,7 +1879,6 @@
         <w:tc>
           <w:tcPr>
             <w:tcW w:w="3017" w:type="dxa"/>
-            <w:shd w:val="clear" w:color="auto" w:fill="auto"/>
             <w:vAlign w:val="center"/>
           </w:tcPr>
           <w:p>
@@ -2240,13 +1890,6 @@
                 <w:sz w:val="20"/>
               </w:rPr>
             </w:pPr>
-            <w:r>
-              <w:rPr>
-                <w:b/>
-                <w:sz w:val="20"/>
-              </w:rPr>
-              <w:t>##se_realiza_limpieza_de_s##</w:t>
-            </w:r>
           </w:p>
         </w:tc>
       </w:tr>
@@ -2254,7 +1897,6 @@
         <w:tc>
           <w:tcPr>
             <w:tcW w:w="6380" w:type="dxa"/>
-            <w:shd w:val="clear" w:color="auto" w:fill="auto"/>
           </w:tcPr>
           <w:p>
             <w:pPr>
@@ -2279,7 +1921,6 @@
         <w:tc>
           <w:tcPr>
             <w:tcW w:w="3017" w:type="dxa"/>
-            <w:shd w:val="clear" w:color="auto" w:fill="auto"/>
             <w:vAlign w:val="center"/>
           </w:tcPr>
           <w:p>
@@ -2291,13 +1932,6 @@
                 <w:sz w:val="20"/>
               </w:rPr>
             </w:pPr>
-            <w:r>
-              <w:rPr>
-                <w:b/>
-                <w:sz w:val="20"/>
-              </w:rPr>
-              <w:t>##verificar_funcionamiento##</w:t>
-            </w:r>
           </w:p>
         </w:tc>
       </w:tr>
@@ -2487,13 +2121,6 @@
                 <w:sz w:val="20"/>
               </w:rPr>
             </w:pPr>
-            <w:r>
-              <w:rPr>
-                <w:b/>
-                <w:sz w:val="20"/>
-              </w:rPr>
-              <w:t>##gis##</w:t>
-            </w:r>
           </w:p>
         </w:tc>
         <w:tc>
@@ -2511,13 +2138,6 @@
                 <w:sz w:val="20"/>
               </w:rPr>
             </w:pPr>
-            <w:r>
-              <w:rPr>
-                <w:b/>
-                <w:sz w:val="20"/>
-              </w:rPr>
-              <w:t>##dia_de_lectura##</w:t>
-            </w:r>
           </w:p>
         </w:tc>
         <w:tc>
@@ -2535,13 +2155,6 @@
                 <w:sz w:val="20"/>
               </w:rPr>
             </w:pPr>
-            <w:r>
-              <w:rPr>
-                <w:b/>
-                <w:sz w:val="20"/>
-              </w:rPr>
-              <w:t>##valor_psi##</w:t>
-            </w:r>
           </w:p>
         </w:tc>
       </w:tr>
@@ -2668,7 +2281,21 @@
                 <w:b/>
                 <w:sz w:val="20"/>
               </w:rPr>
-              <w:t xml:space="preserve"> y presión</w:t>
+              <w:t xml:space="preserve"> y </w:t>
+            </w:r>
+            <w:r>
+              <w:rPr>
+                <w:b/>
+                <w:sz w:val="20"/>
+              </w:rPr>
+              <w:t>P</w:t>
+            </w:r>
+            <w:r>
+              <w:rPr>
+                <w:b/>
+                <w:sz w:val="20"/>
+              </w:rPr>
+              <w:t>resión</w:t>
             </w:r>
             <w:r>
               <w:rPr>
@@ -2747,13 +2374,6 @@
                 <w:sz w:val="20"/>
               </w:rPr>
             </w:pPr>
-            <w:r>
-              <w:rPr>
-                <w:b/>
-                <w:sz w:val="20"/>
-              </w:rPr>
-              <w:t>##gis2##</w:t>
-            </w:r>
           </w:p>
         </w:tc>
         <w:tc>
@@ -2771,13 +2391,6 @@
                 <w:sz w:val="20"/>
               </w:rPr>
             </w:pPr>
-            <w:r>
-              <w:rPr>
-                <w:b/>
-                <w:sz w:val="20"/>
-              </w:rPr>
-              <w:t>##dia_de_lectura1##</w:t>
-            </w:r>
           </w:p>
         </w:tc>
         <w:tc>
@@ -2795,13 +2408,6 @@
                 <w:sz w:val="20"/>
               </w:rPr>
             </w:pPr>
-            <w:r>
-              <w:rPr>
-                <w:b/>
-                <w:sz w:val="20"/>
-              </w:rPr>
-              <w:t>##valor_t_##</w:t>
-            </w:r>
           </w:p>
         </w:tc>
       </w:tr>
@@ -2865,13 +2471,6 @@
             <w:r>
               <w:t xml:space="preserve"> </w:t>
             </w:r>
-            <w:r>
-              <w:rPr>
-                <w:b/>
-                <w:sz w:val="20"/>
-              </w:rPr>
-              <w:t>##observaciones1##</w:t>
-            </w:r>
           </w:p>
         </w:tc>
       </w:tr>
@@ -2886,181 +2485,6 @@
         </w:rPr>
       </w:pPr>
     </w:p>
-    <w:p>
-      <w:pPr>
-        <w:spacing w:line="360" w:lineRule="auto"/>
-        <w:rPr>
-          <w:b/>
-          <w:sz w:val="20"/>
-        </w:rPr>
-      </w:pPr>
-    </w:p>
-    <w:p>
-      <w:pPr>
-        <w:spacing w:line="360" w:lineRule="auto"/>
-        <w:rPr>
-          <w:b/>
-          <w:sz w:val="20"/>
-        </w:rPr>
-      </w:pPr>
-    </w:p>
-    <w:p>
-      <w:pPr>
-        <w:spacing w:line="360" w:lineRule="auto"/>
-        <w:rPr>
-          <w:b/>
-          <w:sz w:val="20"/>
-        </w:rPr>
-      </w:pPr>
-    </w:p>
-    <w:tbl>
-      <w:tblPr>
-        <w:tblStyle w:val="Tablaconcuadrcula"/>
-        <w:tblW w:w="0" w:type="auto"/>
-        <w:tblLook w:val="04A0" w:firstRow="1" w:lastRow="0" w:firstColumn="1" w:lastColumn="0" w:noHBand="0" w:noVBand="1"/>
-      </w:tblPr>
-      <w:tblGrid>
-        <w:gridCol w:w="3132"/>
-        <w:gridCol w:w="3132"/>
-        <w:gridCol w:w="3133"/>
-      </w:tblGrid>
-      <w:tr>
-        <w:trPr>
-          <w:trHeight w:val="585"/>
-        </w:trPr>
-        <w:tc>
-          <w:tcPr>
-            <w:tcW w:w="3132" w:type="dxa"/>
-          </w:tcPr>
-          <w:p>
-            <w:pPr>
-              <w:spacing w:line="360" w:lineRule="auto"/>
-              <w:rPr>
-                <w:b/>
-                <w:sz w:val="20"/>
-              </w:rPr>
-            </w:pPr>
-            <w:r>
-              <w:rPr>
-                <w:b/>
-                <w:sz w:val="20"/>
-              </w:rPr>
-              <w:t>##foto_1##</w:t>
-            </w:r>
-          </w:p>
-        </w:tc>
-        <w:tc>
-          <w:tcPr>
-            <w:tcW w:w="3132" w:type="dxa"/>
-          </w:tcPr>
-          <w:p>
-            <w:pPr>
-              <w:spacing w:line="360" w:lineRule="auto"/>
-              <w:rPr>
-                <w:b/>
-                <w:sz w:val="20"/>
-              </w:rPr>
-            </w:pPr>
-            <w:r>
-              <w:rPr>
-                <w:b/>
-                <w:sz w:val="20"/>
-              </w:rPr>
-              <w:t>##foto_2##</w:t>
-            </w:r>
-          </w:p>
-        </w:tc>
-        <w:tc>
-          <w:tcPr>
-            <w:tcW w:w="3133" w:type="dxa"/>
-          </w:tcPr>
-          <w:p>
-            <w:pPr>
-              <w:spacing w:line="360" w:lineRule="auto"/>
-              <w:rPr>
-                <w:b/>
-                <w:sz w:val="20"/>
-              </w:rPr>
-            </w:pPr>
-            <w:r>
-              <w:rPr>
-                <w:b/>
-                <w:sz w:val="20"/>
-              </w:rPr>
-              <w:t>##foto_3##</w:t>
-            </w:r>
-          </w:p>
-        </w:tc>
-      </w:tr>
-      <w:tr>
-        <w:trPr>
-          <w:trHeight w:val="693"/>
-        </w:trPr>
-        <w:tc>
-          <w:tcPr>
-            <w:tcW w:w="3132" w:type="dxa"/>
-          </w:tcPr>
-          <w:p>
-            <w:pPr>
-              <w:spacing w:line="360" w:lineRule="auto"/>
-              <w:rPr>
-                <w:b/>
-                <w:sz w:val="20"/>
-              </w:rPr>
-            </w:pPr>
-            <w:r>
-              <w:rPr>
-                <w:b/>
-                <w:sz w:val="20"/>
-              </w:rPr>
-              <w:t>##foto_4##</w:t>
-            </w:r>
-          </w:p>
-        </w:tc>
-        <w:tc>
-          <w:tcPr>
-            <w:tcW w:w="3132" w:type="dxa"/>
-          </w:tcPr>
-          <w:p>
-            <w:pPr>
-              <w:spacing w:line="360" w:lineRule="auto"/>
-              <w:rPr>
-                <w:b/>
-                <w:sz w:val="20"/>
-              </w:rPr>
-            </w:pPr>
-            <w:r>
-              <w:rPr>
-                <w:b/>
-                <w:sz w:val="20"/>
-              </w:rPr>
-              <w:t>##foto_5##</w:t>
-            </w:r>
-          </w:p>
-        </w:tc>
-        <w:tc>
-          <w:tcPr>
-            <w:tcW w:w="3133" w:type="dxa"/>
-          </w:tcPr>
-          <w:p>
-            <w:pPr>
-              <w:spacing w:line="360" w:lineRule="auto"/>
-              <w:rPr>
-                <w:b/>
-                <w:sz w:val="20"/>
-              </w:rPr>
-            </w:pPr>
-            <w:r>
-              <w:rPr>
-                <w:b/>
-                <w:sz w:val="20"/>
-              </w:rPr>
-              <w:t>##foto_6##</w:t>
-            </w:r>
-          </w:p>
-        </w:tc>
-      </w:tr>
-    </w:tbl>
     <w:p>
       <w:pPr>
         <w:spacing w:line="360" w:lineRule="auto"/>
@@ -3083,7 +2507,7 @@
 </file>
 
 <file path=word/endnotes.xml><?xml version="1.0" encoding="utf-8"?>
-<w:endnotes xmlns:wpc="http://schemas.microsoft.com/office/word/2010/wordprocessingCanvas" xmlns:cx="http://schemas.microsoft.com/office/drawing/2014/chartex" xmlns:cx1="http://schemas.microsoft.com/office/drawing/2015/9/8/chartex" xmlns:cx2="http://schemas.microsoft.com/office/drawing/2015/10/21/chartex" xmlns:cx3="http://schemas.microsoft.com/office/drawing/2016/5/9/chartex" xmlns:cx4="http://schemas.microsoft.com/office/drawing/2016/5/10/chartex" xmlns:cx5="http://schemas.microsoft.com/office/drawing/2016/5/11/chartex" xmlns:cx6="http://schemas.microsoft.com/office/drawing/2016/5/12/chartex" xmlns:cx7="http://schemas.microsoft.com/office/drawing/2016/5/13/chartex" xmlns:cx8="http://schemas.microsoft.com/office/drawing/2016/5/14/chartex" xmlns:mc="http://schemas.openxmlformats.org/markup-compatibility/2006" xmlns:aink="http://schemas.microsoft.com/office/drawing/2016/ink" xmlns:am3d="http://schemas.microsoft.com/office/drawing/2017/model3d" xmlns:o="urn:schemas-microsoft-com:office:office" xmlns:oel="http://schemas.microsoft.com/office/2019/extlst" xmlns:r="http://schemas.openxmlformats.org/officeDocument/2006/relationships" xmlns:m="http://schemas.openxmlformats.org/officeDocument/2006/math" xmlns:v="urn:schemas-microsoft-com:vml" xmlns:wp14="http://schemas.microsoft.com/office/word/2010/wordprocessingDrawing" xmlns:wp="http://schemas.openxmlformats.org/drawingml/2006/wordprocessingDrawing" xmlns:w10="urn:schemas-microsoft-com:office:word" xmlns:w="http://schemas.openxmlformats.org/wordprocessingml/2006/main" xmlns:w14="http://schemas.microsoft.com/office/word/2010/wordml" xmlns:w15="http://schemas.microsoft.com/office/word/2012/wordml" xmlns:w16cex="http://schemas.microsoft.com/office/word/2018/wordml/cex" xmlns:w16cid="http://schemas.microsoft.com/office/word/2016/wordml/cid" xmlns:w16="http://schemas.microsoft.com/office/word/2018/wordml" xmlns:w16du="http://schemas.microsoft.com/office/word/2023/wordml/word16du" xmlns:w16sdtdh="http://schemas.microsoft.com/office/word/2020/wordml/sdtdatahash" xmlns:w16se="http://schemas.microsoft.com/office/word/2015/wordml/symex" xmlns:wpg="http://schemas.microsoft.com/office/word/2010/wordprocessingGroup" xmlns:wpi="http://schemas.microsoft.com/office/word/2010/wordprocessingInk" xmlns:wne="http://schemas.microsoft.com/office/word/2006/wordml" xmlns:wps="http://schemas.microsoft.com/office/word/2010/wordprocessingShape" mc:Ignorable="w14 w15 w16se w16cid w16 w16cex w16sdtdh w16du wp14">
+<w:endnotes xmlns:wpc="http://schemas.microsoft.com/office/word/2010/wordprocessingCanvas" xmlns:cx="http://schemas.microsoft.com/office/drawing/2014/chartex" xmlns:cx1="http://schemas.microsoft.com/office/drawing/2015/9/8/chartex" xmlns:cx2="http://schemas.microsoft.com/office/drawing/2015/10/21/chartex" xmlns:cx3="http://schemas.microsoft.com/office/drawing/2016/5/9/chartex" xmlns:cx4="http://schemas.microsoft.com/office/drawing/2016/5/10/chartex" xmlns:cx5="http://schemas.microsoft.com/office/drawing/2016/5/11/chartex" xmlns:cx6="http://schemas.microsoft.com/office/drawing/2016/5/12/chartex" xmlns:cx7="http://schemas.microsoft.com/office/drawing/2016/5/13/chartex" xmlns:cx8="http://schemas.microsoft.com/office/drawing/2016/5/14/chartex" xmlns:mc="http://schemas.openxmlformats.org/markup-compatibility/2006" xmlns:aink="http://schemas.microsoft.com/office/drawing/2016/ink" xmlns:am3d="http://schemas.microsoft.com/office/drawing/2017/model3d" xmlns:o="urn:schemas-microsoft-com:office:office" xmlns:oel="http://schemas.microsoft.com/office/2019/extlst" xmlns:r="http://schemas.openxmlformats.org/officeDocument/2006/relationships" xmlns:m="http://schemas.openxmlformats.org/officeDocument/2006/math" xmlns:v="urn:schemas-microsoft-com:vml" xmlns:wp14="http://schemas.microsoft.com/office/word/2010/wordprocessingDrawing" xmlns:wp="http://schemas.openxmlformats.org/drawingml/2006/wordprocessingDrawing" xmlns:w10="urn:schemas-microsoft-com:office:word" xmlns:w="http://schemas.openxmlformats.org/wordprocessingml/2006/main" xmlns:w14="http://schemas.microsoft.com/office/word/2010/wordml" xmlns:w15="http://schemas.microsoft.com/office/word/2012/wordml" xmlns:w16cex="http://schemas.microsoft.com/office/word/2018/wordml/cex" xmlns:w16cid="http://schemas.microsoft.com/office/word/2016/wordml/cid" xmlns:w16="http://schemas.microsoft.com/office/word/2018/wordml" xmlns:w16du="http://schemas.microsoft.com/office/word/2023/wordml/word16du" xmlns:w16sdtdh="http://schemas.microsoft.com/office/word/2020/wordml/sdtdatahash" xmlns:w16sdtfl="http://schemas.microsoft.com/office/word/2024/wordml/sdtformatlock" xmlns:w16se="http://schemas.microsoft.com/office/word/2015/wordml/symex" xmlns:wpg="http://schemas.microsoft.com/office/word/2010/wordprocessingGroup" xmlns:wpi="http://schemas.microsoft.com/office/word/2010/wordprocessingInk" xmlns:wne="http://schemas.microsoft.com/office/word/2006/wordml" xmlns:wps="http://schemas.microsoft.com/office/word/2010/wordprocessingShape" mc:Ignorable="w14 w15 w16se w16cid w16 w16cex w16sdtdh w16sdtfl w16du wp14">
   <w:endnote w:type="separator" w:id="-1">
     <w:p>
       <w:r>
@@ -3102,7 +2526,7 @@
 </file>
 
 <file path=word/footer1.xml><?xml version="1.0" encoding="utf-8"?>
-<w:ftr xmlns:wpc="http://schemas.microsoft.com/office/word/2010/wordprocessingCanvas" xmlns:cx="http://schemas.microsoft.com/office/drawing/2014/chartex" xmlns:cx1="http://schemas.microsoft.com/office/drawing/2015/9/8/chartex" xmlns:cx2="http://schemas.microsoft.com/office/drawing/2015/10/21/chartex" xmlns:cx3="http://schemas.microsoft.com/office/drawing/2016/5/9/chartex" xmlns:cx4="http://schemas.microsoft.com/office/drawing/2016/5/10/chartex" xmlns:cx5="http://schemas.microsoft.com/office/drawing/2016/5/11/chartex" xmlns:cx6="http://schemas.microsoft.com/office/drawing/2016/5/12/chartex" xmlns:cx7="http://schemas.microsoft.com/office/drawing/2016/5/13/chartex" xmlns:cx8="http://schemas.microsoft.com/office/drawing/2016/5/14/chartex" xmlns:mc="http://schemas.openxmlformats.org/markup-compatibility/2006" xmlns:aink="http://schemas.microsoft.com/office/drawing/2016/ink" xmlns:am3d="http://schemas.microsoft.com/office/drawing/2017/model3d" xmlns:o="urn:schemas-microsoft-com:office:office" xmlns:oel="http://schemas.microsoft.com/office/2019/extlst" xmlns:r="http://schemas.openxmlformats.org/officeDocument/2006/relationships" xmlns:m="http://schemas.openxmlformats.org/officeDocument/2006/math" xmlns:v="urn:schemas-microsoft-com:vml" xmlns:wp14="http://schemas.microsoft.com/office/word/2010/wordprocessingDrawing" xmlns:wp="http://schemas.openxmlformats.org/drawingml/2006/wordprocessingDrawing" xmlns:w10="urn:schemas-microsoft-com:office:word" xmlns:w="http://schemas.openxmlformats.org/wordprocessingml/2006/main" xmlns:w14="http://schemas.microsoft.com/office/word/2010/wordml" xmlns:w15="http://schemas.microsoft.com/office/word/2012/wordml" xmlns:w16cex="http://schemas.microsoft.com/office/word/2018/wordml/cex" xmlns:w16cid="http://schemas.microsoft.com/office/word/2016/wordml/cid" xmlns:w16="http://schemas.microsoft.com/office/word/2018/wordml" xmlns:w16du="http://schemas.microsoft.com/office/word/2023/wordml/word16du" xmlns:w16sdtdh="http://schemas.microsoft.com/office/word/2020/wordml/sdtdatahash" xmlns:w16se="http://schemas.microsoft.com/office/word/2015/wordml/symex" xmlns:wpg="http://schemas.microsoft.com/office/word/2010/wordprocessingGroup" xmlns:wpi="http://schemas.microsoft.com/office/word/2010/wordprocessingInk" xmlns:wne="http://schemas.microsoft.com/office/word/2006/wordml" xmlns:wps="http://schemas.microsoft.com/office/word/2010/wordprocessingShape" mc:Ignorable="w14 w15 w16se w16cid w16 w16cex w16sdtdh w16du wp14">
+<w:ftr xmlns:wpc="http://schemas.microsoft.com/office/word/2010/wordprocessingCanvas" xmlns:cx="http://schemas.microsoft.com/office/drawing/2014/chartex" xmlns:cx1="http://schemas.microsoft.com/office/drawing/2015/9/8/chartex" xmlns:cx2="http://schemas.microsoft.com/office/drawing/2015/10/21/chartex" xmlns:cx3="http://schemas.microsoft.com/office/drawing/2016/5/9/chartex" xmlns:cx4="http://schemas.microsoft.com/office/drawing/2016/5/10/chartex" xmlns:cx5="http://schemas.microsoft.com/office/drawing/2016/5/11/chartex" xmlns:cx6="http://schemas.microsoft.com/office/drawing/2016/5/12/chartex" xmlns:cx7="http://schemas.microsoft.com/office/drawing/2016/5/13/chartex" xmlns:cx8="http://schemas.microsoft.com/office/drawing/2016/5/14/chartex" xmlns:mc="http://schemas.openxmlformats.org/markup-compatibility/2006" xmlns:aink="http://schemas.microsoft.com/office/drawing/2016/ink" xmlns:am3d="http://schemas.microsoft.com/office/drawing/2017/model3d" xmlns:o="urn:schemas-microsoft-com:office:office" xmlns:oel="http://schemas.microsoft.com/office/2019/extlst" xmlns:r="http://schemas.openxmlformats.org/officeDocument/2006/relationships" xmlns:m="http://schemas.openxmlformats.org/officeDocument/2006/math" xmlns:v="urn:schemas-microsoft-com:vml" xmlns:wp14="http://schemas.microsoft.com/office/word/2010/wordprocessingDrawing" xmlns:wp="http://schemas.openxmlformats.org/drawingml/2006/wordprocessingDrawing" xmlns:w10="urn:schemas-microsoft-com:office:word" xmlns:w="http://schemas.openxmlformats.org/wordprocessingml/2006/main" xmlns:w14="http://schemas.microsoft.com/office/word/2010/wordml" xmlns:w15="http://schemas.microsoft.com/office/word/2012/wordml" xmlns:w16cex="http://schemas.microsoft.com/office/word/2018/wordml/cex" xmlns:w16cid="http://schemas.microsoft.com/office/word/2016/wordml/cid" xmlns:w16="http://schemas.microsoft.com/office/word/2018/wordml" xmlns:w16du="http://schemas.microsoft.com/office/word/2023/wordml/word16du" xmlns:w16sdtdh="http://schemas.microsoft.com/office/word/2020/wordml/sdtdatahash" xmlns:w16sdtfl="http://schemas.microsoft.com/office/word/2024/wordml/sdtformatlock" xmlns:w16se="http://schemas.microsoft.com/office/word/2015/wordml/symex" xmlns:wpg="http://schemas.microsoft.com/office/word/2010/wordprocessingGroup" xmlns:wpi="http://schemas.microsoft.com/office/word/2010/wordprocessingInk" xmlns:wne="http://schemas.microsoft.com/office/word/2006/wordml" xmlns:wps="http://schemas.microsoft.com/office/word/2010/wordprocessingShape" mc:Ignorable="w14 w15 w16se w16cid w16 w16cex w16sdtdh w16sdtfl w16du wp14">
   <w:p>
     <w:pPr>
       <w:pStyle w:val="Piedepgina"/>
@@ -3202,7 +2626,7 @@
 </file>
 
 <file path=word/footnotes.xml><?xml version="1.0" encoding="utf-8"?>
-<w:footnotes xmlns:wpc="http://schemas.microsoft.com/office/word/2010/wordprocessingCanvas" xmlns:cx="http://schemas.microsoft.com/office/drawing/2014/chartex" xmlns:cx1="http://schemas.microsoft.com/office/drawing/2015/9/8/chartex" xmlns:cx2="http://schemas.microsoft.com/office/drawing/2015/10/21/chartex" xmlns:cx3="http://schemas.microsoft.com/office/drawing/2016/5/9/chartex" xmlns:cx4="http://schemas.microsoft.com/office/drawing/2016/5/10/chartex" xmlns:cx5="http://schemas.microsoft.com/office/drawing/2016/5/11/chartex" xmlns:cx6="http://schemas.microsoft.com/office/drawing/2016/5/12/chartex" xmlns:cx7="http://schemas.microsoft.com/office/drawing/2016/5/13/chartex" xmlns:cx8="http://schemas.microsoft.com/office/drawing/2016/5/14/chartex" xmlns:mc="http://schemas.openxmlformats.org/markup-compatibility/2006" xmlns:aink="http://schemas.microsoft.com/office/drawing/2016/ink" xmlns:am3d="http://schemas.microsoft.com/office/drawing/2017/model3d" xmlns:o="urn:schemas-microsoft-com:office:office" xmlns:oel="http://schemas.microsoft.com/office/2019/extlst" xmlns:r="http://schemas.openxmlformats.org/officeDocument/2006/relationships" xmlns:m="http://schemas.openxmlformats.org/officeDocument/2006/math" xmlns:v="urn:schemas-microsoft-com:vml" xmlns:wp14="http://schemas.microsoft.com/office/word/2010/wordprocessingDrawing" xmlns:wp="http://schemas.openxmlformats.org/drawingml/2006/wordprocessingDrawing" xmlns:w10="urn:schemas-microsoft-com:office:word" xmlns:w="http://schemas.openxmlformats.org/wordprocessingml/2006/main" xmlns:w14="http://schemas.microsoft.com/office/word/2010/wordml" xmlns:w15="http://schemas.microsoft.com/office/word/2012/wordml" xmlns:w16cex="http://schemas.microsoft.com/office/word/2018/wordml/cex" xmlns:w16cid="http://schemas.microsoft.com/office/word/2016/wordml/cid" xmlns:w16="http://schemas.microsoft.com/office/word/2018/wordml" xmlns:w16du="http://schemas.microsoft.com/office/word/2023/wordml/word16du" xmlns:w16sdtdh="http://schemas.microsoft.com/office/word/2020/wordml/sdtdatahash" xmlns:w16se="http://schemas.microsoft.com/office/word/2015/wordml/symex" xmlns:wpg="http://schemas.microsoft.com/office/word/2010/wordprocessingGroup" xmlns:wpi="http://schemas.microsoft.com/office/word/2010/wordprocessingInk" xmlns:wne="http://schemas.microsoft.com/office/word/2006/wordml" xmlns:wps="http://schemas.microsoft.com/office/word/2010/wordprocessingShape" mc:Ignorable="w14 w15 w16se w16cid w16 w16cex w16sdtdh w16du wp14">
+<w:footnotes xmlns:wpc="http://schemas.microsoft.com/office/word/2010/wordprocessingCanvas" xmlns:cx="http://schemas.microsoft.com/office/drawing/2014/chartex" xmlns:cx1="http://schemas.microsoft.com/office/drawing/2015/9/8/chartex" xmlns:cx2="http://schemas.microsoft.com/office/drawing/2015/10/21/chartex" xmlns:cx3="http://schemas.microsoft.com/office/drawing/2016/5/9/chartex" xmlns:cx4="http://schemas.microsoft.com/office/drawing/2016/5/10/chartex" xmlns:cx5="http://schemas.microsoft.com/office/drawing/2016/5/11/chartex" xmlns:cx6="http://schemas.microsoft.com/office/drawing/2016/5/12/chartex" xmlns:cx7="http://schemas.microsoft.com/office/drawing/2016/5/13/chartex" xmlns:cx8="http://schemas.microsoft.com/office/drawing/2016/5/14/chartex" xmlns:mc="http://schemas.openxmlformats.org/markup-compatibility/2006" xmlns:aink="http://schemas.microsoft.com/office/drawing/2016/ink" xmlns:am3d="http://schemas.microsoft.com/office/drawing/2017/model3d" xmlns:o="urn:schemas-microsoft-com:office:office" xmlns:oel="http://schemas.microsoft.com/office/2019/extlst" xmlns:r="http://schemas.openxmlformats.org/officeDocument/2006/relationships" xmlns:m="http://schemas.openxmlformats.org/officeDocument/2006/math" xmlns:v="urn:schemas-microsoft-com:vml" xmlns:wp14="http://schemas.microsoft.com/office/word/2010/wordprocessingDrawing" xmlns:wp="http://schemas.openxmlformats.org/drawingml/2006/wordprocessingDrawing" xmlns:w10="urn:schemas-microsoft-com:office:word" xmlns:w="http://schemas.openxmlformats.org/wordprocessingml/2006/main" xmlns:w14="http://schemas.microsoft.com/office/word/2010/wordml" xmlns:w15="http://schemas.microsoft.com/office/word/2012/wordml" xmlns:w16cex="http://schemas.microsoft.com/office/word/2018/wordml/cex" xmlns:w16cid="http://schemas.microsoft.com/office/word/2016/wordml/cid" xmlns:w16="http://schemas.microsoft.com/office/word/2018/wordml" xmlns:w16du="http://schemas.microsoft.com/office/word/2023/wordml/word16du" xmlns:w16sdtdh="http://schemas.microsoft.com/office/word/2020/wordml/sdtdatahash" xmlns:w16sdtfl="http://schemas.microsoft.com/office/word/2024/wordml/sdtformatlock" xmlns:w16se="http://schemas.microsoft.com/office/word/2015/wordml/symex" xmlns:wpg="http://schemas.microsoft.com/office/word/2010/wordprocessingGroup" xmlns:wpi="http://schemas.microsoft.com/office/word/2010/wordprocessingInk" xmlns:wne="http://schemas.microsoft.com/office/word/2006/wordml" xmlns:wps="http://schemas.microsoft.com/office/word/2010/wordprocessingShape" mc:Ignorable="w14 w15 w16se w16cid w16 w16cex w16sdtdh w16sdtfl w16du wp14">
   <w:footnote w:type="separator" w:id="-1">
     <w:p>
       <w:r>
@@ -3221,7 +2645,7 @@
 </file>
 
 <file path=word/header1.xml><?xml version="1.0" encoding="utf-8"?>
-<w:hdr xmlns:wpc="http://schemas.microsoft.com/office/word/2010/wordprocessingCanvas" xmlns:cx="http://schemas.microsoft.com/office/drawing/2014/chartex" xmlns:cx1="http://schemas.microsoft.com/office/drawing/2015/9/8/chartex" xmlns:cx2="http://schemas.microsoft.com/office/drawing/2015/10/21/chartex" xmlns:cx3="http://schemas.microsoft.com/office/drawing/2016/5/9/chartex" xmlns:cx4="http://schemas.microsoft.com/office/drawing/2016/5/10/chartex" xmlns:cx5="http://schemas.microsoft.com/office/drawing/2016/5/11/chartex" xmlns:cx6="http://schemas.microsoft.com/office/drawing/2016/5/12/chartex" xmlns:cx7="http://schemas.microsoft.com/office/drawing/2016/5/13/chartex" xmlns:cx8="http://schemas.microsoft.com/office/drawing/2016/5/14/chartex" xmlns:mc="http://schemas.openxmlformats.org/markup-compatibility/2006" xmlns:aink="http://schemas.microsoft.com/office/drawing/2016/ink" xmlns:am3d="http://schemas.microsoft.com/office/drawing/2017/model3d" xmlns:o="urn:schemas-microsoft-com:office:office" xmlns:oel="http://schemas.microsoft.com/office/2019/extlst" xmlns:r="http://schemas.openxmlformats.org/officeDocument/2006/relationships" xmlns:m="http://schemas.openxmlformats.org/officeDocument/2006/math" xmlns:v="urn:schemas-microsoft-com:vml" xmlns:wp14="http://schemas.microsoft.com/office/word/2010/wordprocessingDrawing" xmlns:wp="http://schemas.openxmlformats.org/drawingml/2006/wordprocessingDrawing" xmlns:w10="urn:schemas-microsoft-com:office:word" xmlns:w="http://schemas.openxmlformats.org/wordprocessingml/2006/main" xmlns:w14="http://schemas.microsoft.com/office/word/2010/wordml" xmlns:w15="http://schemas.microsoft.com/office/word/2012/wordml" xmlns:w16cex="http://schemas.microsoft.com/office/word/2018/wordml/cex" xmlns:w16cid="http://schemas.microsoft.com/office/word/2016/wordml/cid" xmlns:w16="http://schemas.microsoft.com/office/word/2018/wordml" xmlns:w16du="http://schemas.microsoft.com/office/word/2023/wordml/word16du" xmlns:w16sdtdh="http://schemas.microsoft.com/office/word/2020/wordml/sdtdatahash" xmlns:w16se="http://schemas.microsoft.com/office/word/2015/wordml/symex" xmlns:wpg="http://schemas.microsoft.com/office/word/2010/wordprocessingGroup" xmlns:wpi="http://schemas.microsoft.com/office/word/2010/wordprocessingInk" xmlns:wne="http://schemas.microsoft.com/office/word/2006/wordml" xmlns:wps="http://schemas.microsoft.com/office/word/2010/wordprocessingShape" mc:Ignorable="w14 w15 w16se w16cid w16 w16cex w16sdtdh w16du wp14">
+<w:hdr xmlns:wpc="http://schemas.microsoft.com/office/word/2010/wordprocessingCanvas" xmlns:cx="http://schemas.microsoft.com/office/drawing/2014/chartex" xmlns:cx1="http://schemas.microsoft.com/office/drawing/2015/9/8/chartex" xmlns:cx2="http://schemas.microsoft.com/office/drawing/2015/10/21/chartex" xmlns:cx3="http://schemas.microsoft.com/office/drawing/2016/5/9/chartex" xmlns:cx4="http://schemas.microsoft.com/office/drawing/2016/5/10/chartex" xmlns:cx5="http://schemas.microsoft.com/office/drawing/2016/5/11/chartex" xmlns:cx6="http://schemas.microsoft.com/office/drawing/2016/5/12/chartex" xmlns:cx7="http://schemas.microsoft.com/office/drawing/2016/5/13/chartex" xmlns:cx8="http://schemas.microsoft.com/office/drawing/2016/5/14/chartex" xmlns:mc="http://schemas.openxmlformats.org/markup-compatibility/2006" xmlns:aink="http://schemas.microsoft.com/office/drawing/2016/ink" xmlns:am3d="http://schemas.microsoft.com/office/drawing/2017/model3d" xmlns:o="urn:schemas-microsoft-com:office:office" xmlns:oel="http://schemas.microsoft.com/office/2019/extlst" xmlns:r="http://schemas.openxmlformats.org/officeDocument/2006/relationships" xmlns:m="http://schemas.openxmlformats.org/officeDocument/2006/math" xmlns:v="urn:schemas-microsoft-com:vml" xmlns:wp14="http://schemas.microsoft.com/office/word/2010/wordprocessingDrawing" xmlns:wp="http://schemas.openxmlformats.org/drawingml/2006/wordprocessingDrawing" xmlns:w10="urn:schemas-microsoft-com:office:word" xmlns:w="http://schemas.openxmlformats.org/wordprocessingml/2006/main" xmlns:w14="http://schemas.microsoft.com/office/word/2010/wordml" xmlns:w15="http://schemas.microsoft.com/office/word/2012/wordml" xmlns:w16cex="http://schemas.microsoft.com/office/word/2018/wordml/cex" xmlns:w16cid="http://schemas.microsoft.com/office/word/2016/wordml/cid" xmlns:w16="http://schemas.microsoft.com/office/word/2018/wordml" xmlns:w16du="http://schemas.microsoft.com/office/word/2023/wordml/word16du" xmlns:w16sdtdh="http://schemas.microsoft.com/office/word/2020/wordml/sdtdatahash" xmlns:w16sdtfl="http://schemas.microsoft.com/office/word/2024/wordml/sdtformatlock" xmlns:w16se="http://schemas.microsoft.com/office/word/2015/wordml/symex" xmlns:wpg="http://schemas.microsoft.com/office/word/2010/wordprocessingGroup" xmlns:wpi="http://schemas.microsoft.com/office/word/2010/wordprocessingInk" xmlns:wne="http://schemas.microsoft.com/office/word/2006/wordml" xmlns:wps="http://schemas.microsoft.com/office/word/2010/wordprocessingShape" mc:Ignorable="w14 w15 w16se w16cid w16 w16cex w16sdtdh w16sdtfl w16du wp14">
   <w:p>
     <w:pPr>
       <w:pStyle w:val="Encabezado"/>
@@ -3357,7 +2781,7 @@
 </file>
 
 <file path=word/numbering.xml><?xml version="1.0" encoding="utf-8"?>
-<w:numbering xmlns:wpc="http://schemas.microsoft.com/office/word/2010/wordprocessingCanvas" xmlns:cx="http://schemas.microsoft.com/office/drawing/2014/chartex" xmlns:cx1="http://schemas.microsoft.com/office/drawing/2015/9/8/chartex" xmlns:cx2="http://schemas.microsoft.com/office/drawing/2015/10/21/chartex" xmlns:cx3="http://schemas.microsoft.com/office/drawing/2016/5/9/chartex" xmlns:cx4="http://schemas.microsoft.com/office/drawing/2016/5/10/chartex" xmlns:cx5="http://schemas.microsoft.com/office/drawing/2016/5/11/chartex" xmlns:cx6="http://schemas.microsoft.com/office/drawing/2016/5/12/chartex" xmlns:cx7="http://schemas.microsoft.com/office/drawing/2016/5/13/chartex" xmlns:cx8="http://schemas.microsoft.com/office/drawing/2016/5/14/chartex" xmlns:mc="http://schemas.openxmlformats.org/markup-compatibility/2006" xmlns:aink="http://schemas.microsoft.com/office/drawing/2016/ink" xmlns:am3d="http://schemas.microsoft.com/office/drawing/2017/model3d" xmlns:o="urn:schemas-microsoft-com:office:office" xmlns:oel="http://schemas.microsoft.com/office/2019/extlst" xmlns:r="http://schemas.openxmlformats.org/officeDocument/2006/relationships" xmlns:m="http://schemas.openxmlformats.org/officeDocument/2006/math" xmlns:v="urn:schemas-microsoft-com:vml" xmlns:wp14="http://schemas.microsoft.com/office/word/2010/wordprocessingDrawing" xmlns:wp="http://schemas.openxmlformats.org/drawingml/2006/wordprocessingDrawing" xmlns:w10="urn:schemas-microsoft-com:office:word" xmlns:w="http://schemas.openxmlformats.org/wordprocessingml/2006/main" xmlns:w14="http://schemas.microsoft.com/office/word/2010/wordml" xmlns:w15="http://schemas.microsoft.com/office/word/2012/wordml" xmlns:w16cex="http://schemas.microsoft.com/office/word/2018/wordml/cex" xmlns:w16cid="http://schemas.microsoft.com/office/word/2016/wordml/cid" xmlns:w16="http://schemas.microsoft.com/office/word/2018/wordml" xmlns:w16du="http://schemas.microsoft.com/office/word/2023/wordml/word16du" xmlns:w16sdtdh="http://schemas.microsoft.com/office/word/2020/wordml/sdtdatahash" xmlns:w16se="http://schemas.microsoft.com/office/word/2015/wordml/symex" xmlns:wpg="http://schemas.microsoft.com/office/word/2010/wordprocessingGroup" xmlns:wpi="http://schemas.microsoft.com/office/word/2010/wordprocessingInk" xmlns:wne="http://schemas.microsoft.com/office/word/2006/wordml" xmlns:wps="http://schemas.microsoft.com/office/word/2010/wordprocessingShape" mc:Ignorable="w14 w15 w16se w16cid w16 w16cex w16sdtdh w16du wp14">
+<w:numbering xmlns:wpc="http://schemas.microsoft.com/office/word/2010/wordprocessingCanvas" xmlns:cx="http://schemas.microsoft.com/office/drawing/2014/chartex" xmlns:cx1="http://schemas.microsoft.com/office/drawing/2015/9/8/chartex" xmlns:cx2="http://schemas.microsoft.com/office/drawing/2015/10/21/chartex" xmlns:cx3="http://schemas.microsoft.com/office/drawing/2016/5/9/chartex" xmlns:cx4="http://schemas.microsoft.com/office/drawing/2016/5/10/chartex" xmlns:cx5="http://schemas.microsoft.com/office/drawing/2016/5/11/chartex" xmlns:cx6="http://schemas.microsoft.com/office/drawing/2016/5/12/chartex" xmlns:cx7="http://schemas.microsoft.com/office/drawing/2016/5/13/chartex" xmlns:cx8="http://schemas.microsoft.com/office/drawing/2016/5/14/chartex" xmlns:mc="http://schemas.openxmlformats.org/markup-compatibility/2006" xmlns:aink="http://schemas.microsoft.com/office/drawing/2016/ink" xmlns:am3d="http://schemas.microsoft.com/office/drawing/2017/model3d" xmlns:o="urn:schemas-microsoft-com:office:office" xmlns:oel="http://schemas.microsoft.com/office/2019/extlst" xmlns:r="http://schemas.openxmlformats.org/officeDocument/2006/relationships" xmlns:m="http://schemas.openxmlformats.org/officeDocument/2006/math" xmlns:v="urn:schemas-microsoft-com:vml" xmlns:wp14="http://schemas.microsoft.com/office/word/2010/wordprocessingDrawing" xmlns:wp="http://schemas.openxmlformats.org/drawingml/2006/wordprocessingDrawing" xmlns:w10="urn:schemas-microsoft-com:office:word" xmlns:w="http://schemas.openxmlformats.org/wordprocessingml/2006/main" xmlns:w14="http://schemas.microsoft.com/office/word/2010/wordml" xmlns:w15="http://schemas.microsoft.com/office/word/2012/wordml" xmlns:w16cex="http://schemas.microsoft.com/office/word/2018/wordml/cex" xmlns:w16cid="http://schemas.microsoft.com/office/word/2016/wordml/cid" xmlns:w16="http://schemas.microsoft.com/office/word/2018/wordml" xmlns:w16du="http://schemas.microsoft.com/office/word/2023/wordml/word16du" xmlns:w16sdtdh="http://schemas.microsoft.com/office/word/2020/wordml/sdtdatahash" xmlns:w16sdtfl="http://schemas.microsoft.com/office/word/2024/wordml/sdtformatlock" xmlns:w16se="http://schemas.microsoft.com/office/word/2015/wordml/symex" xmlns:wpg="http://schemas.microsoft.com/office/word/2010/wordprocessingGroup" xmlns:wpi="http://schemas.microsoft.com/office/word/2010/wordprocessingInk" xmlns:wne="http://schemas.microsoft.com/office/word/2006/wordml" xmlns:wps="http://schemas.microsoft.com/office/word/2010/wordprocessingShape" mc:Ignorable="w14 w15 w16se w16cid w16 w16cex w16sdtdh w16sdtfl w16du wp14">
   <w:abstractNum w:abstractNumId="0" w15:restartNumberingAfterBreak="0">
     <w:nsid w:val="00D3408B"/>
     <w:multiLevelType w:val="hybridMultilevel"/>
@@ -4066,7 +3490,7 @@
 </file>
 
 <file path=word/styles.xml><?xml version="1.0" encoding="utf-8"?>
-<w:styles xmlns:mc="http://schemas.openxmlformats.org/markup-compatibility/2006" xmlns:r="http://schemas.openxmlformats.org/officeDocument/2006/relationships" xmlns:w="http://schemas.openxmlformats.org/wordprocessingml/2006/main" xmlns:w14="http://schemas.microsoft.com/office/word/2010/wordml" xmlns:w15="http://schemas.microsoft.com/office/word/2012/wordml" xmlns:w16cex="http://schemas.microsoft.com/office/word/2018/wordml/cex" xmlns:w16cid="http://schemas.microsoft.com/office/word/2016/wordml/cid" xmlns:w16="http://schemas.microsoft.com/office/word/2018/wordml" xmlns:w16du="http://schemas.microsoft.com/office/word/2023/wordml/word16du" xmlns:w16sdtdh="http://schemas.microsoft.com/office/word/2020/wordml/sdtdatahash" xmlns:w16se="http://schemas.microsoft.com/office/word/2015/wordml/symex" mc:Ignorable="w14 w15 w16se w16cid w16 w16cex w16sdtdh w16du">
+<w:styles xmlns:mc="http://schemas.openxmlformats.org/markup-compatibility/2006" xmlns:r="http://schemas.openxmlformats.org/officeDocument/2006/relationships" xmlns:w="http://schemas.openxmlformats.org/wordprocessingml/2006/main" xmlns:w14="http://schemas.microsoft.com/office/word/2010/wordml" xmlns:w15="http://schemas.microsoft.com/office/word/2012/wordml" xmlns:w16cex="http://schemas.microsoft.com/office/word/2018/wordml/cex" xmlns:w16cid="http://schemas.microsoft.com/office/word/2016/wordml/cid" xmlns:w16="http://schemas.microsoft.com/office/word/2018/wordml" xmlns:w16du="http://schemas.microsoft.com/office/word/2023/wordml/word16du" xmlns:w16sdtdh="http://schemas.microsoft.com/office/word/2020/wordml/sdtdatahash" xmlns:w16sdtfl="http://schemas.microsoft.com/office/word/2024/wordml/sdtformatlock" xmlns:w16se="http://schemas.microsoft.com/office/word/2015/wordml/symex" mc:Ignorable="w14 w15 w16se w16cid w16 w16cex w16sdtdh w16sdtfl w16du">
   <w:docDefaults>
     <w:rPrDefault>
       <w:rPr>

--- a/docs/formatos/inspecciones/INSP-04 Limpieza Salas Eléctricas STMG 23 kV.docx
+++ b/docs/formatos/inspecciones/INSP-04 Limpieza Salas Eléctricas STMG 23 kV.docx
@@ -461,124 +461,6 @@
         </w:rPr>
       </w:pPr>
     </w:p>
-    <w:tbl>
-      <w:tblPr>
-        <w:tblW w:w="9284" w:type="dxa"/>
-        <w:tblBorders>
-          <w:top w:val="single" w:sz="4" w:space="0" w:color="auto"/>
-          <w:left w:val="single" w:sz="4" w:space="0" w:color="auto"/>
-          <w:bottom w:val="single" w:sz="4" w:space="0" w:color="auto"/>
-          <w:right w:val="single" w:sz="4" w:space="0" w:color="auto"/>
-          <w:insideH w:val="single" w:sz="4" w:space="0" w:color="auto"/>
-          <w:insideV w:val="single" w:sz="4" w:space="0" w:color="auto"/>
-        </w:tblBorders>
-        <w:tblCellMar>
-          <w:left w:w="70" w:type="dxa"/>
-          <w:right w:w="70" w:type="dxa"/>
-        </w:tblCellMar>
-        <w:tblLook w:val="04A0" w:firstRow="1" w:lastRow="0" w:firstColumn="1" w:lastColumn="0" w:noHBand="0" w:noVBand="1"/>
-      </w:tblPr>
-      <w:tblGrid>
-        <w:gridCol w:w="4890"/>
-        <w:gridCol w:w="4394"/>
-      </w:tblGrid>
-      <w:tr>
-        <w:trPr>
-          <w:trHeight w:val="300"/>
-        </w:trPr>
-        <w:tc>
-          <w:tcPr>
-            <w:tcW w:w="4890" w:type="dxa"/>
-            <w:noWrap/>
-            <w:vAlign w:val="center"/>
-            <w:hideMark/>
-          </w:tcPr>
-          <w:p>
-            <w:pPr>
-              <w:rPr>
-                <w:b/>
-                <w:bCs/>
-                <w:color w:val="000000"/>
-                <w:sz w:val="20"/>
-                <w:szCs w:val="20"/>
-              </w:rPr>
-            </w:pPr>
-            <w:r>
-              <w:rPr>
-                <w:b/>
-                <w:bCs/>
-                <w:color w:val="000000"/>
-                <w:sz w:val="20"/>
-              </w:rPr>
-              <w:t> </w:t>
-            </w:r>
-            <w:r>
-              <w:rPr>
-                <w:b/>
-                <w:bCs/>
-                <w:color w:val="000000"/>
-                <w:sz w:val="20"/>
-              </w:rPr>
-              <w:t>Participantes:</w:t>
-            </w:r>
-            <w:r>
-              <w:t xml:space="preserve"> </w:t>
-            </w:r>
-          </w:p>
-        </w:tc>
-        <w:tc>
-          <w:tcPr>
-            <w:tcW w:w="4394" w:type="dxa"/>
-            <w:noWrap/>
-            <w:vAlign w:val="center"/>
-            <w:hideMark/>
-          </w:tcPr>
-          <w:p>
-            <w:pPr>
-              <w:rPr>
-                <w:b/>
-                <w:bCs/>
-                <w:color w:val="000000"/>
-                <w:sz w:val="20"/>
-                <w:szCs w:val="20"/>
-              </w:rPr>
-            </w:pPr>
-            <w:r>
-              <w:rPr>
-                <w:b/>
-                <w:bCs/>
-                <w:color w:val="000000"/>
-                <w:sz w:val="20"/>
-              </w:rPr>
-              <w:t> </w:t>
-            </w:r>
-            <w:r>
-              <w:rPr>
-                <w:b/>
-                <w:bCs/>
-                <w:color w:val="000000"/>
-                <w:sz w:val="20"/>
-                <w:szCs w:val="20"/>
-              </w:rPr>
-              <w:t>Firma</w:t>
-            </w:r>
-            <w:r>
-              <w:rPr>
-                <w:b/>
-                <w:bCs/>
-                <w:color w:val="000000"/>
-                <w:sz w:val="20"/>
-                <w:szCs w:val="20"/>
-              </w:rPr>
-              <w:t>:</w:t>
-            </w:r>
-            <w:r>
-              <w:t xml:space="preserve"> </w:t>
-            </w:r>
-          </w:p>
-        </w:tc>
-      </w:tr>
-    </w:tbl>
     <w:p>
       <w:pPr>
         <w:rPr>

--- a/docs/formatos/inspecciones/INSP-04 Limpieza Salas Eléctricas STMG 23 kV.docx
+++ b/docs/formatos/inspecciones/INSP-04 Limpieza Salas Eléctricas STMG 23 kV.docx
@@ -461,6 +461,124 @@
         </w:rPr>
       </w:pPr>
     </w:p>
+    <w:tbl>
+      <w:tblPr>
+        <w:tblW w:w="9284" w:type="dxa"/>
+        <w:tblBorders>
+          <w:top w:val="single" w:sz="4" w:space="0" w:color="auto"/>
+          <w:left w:val="single" w:sz="4" w:space="0" w:color="auto"/>
+          <w:bottom w:val="single" w:sz="4" w:space="0" w:color="auto"/>
+          <w:right w:val="single" w:sz="4" w:space="0" w:color="auto"/>
+          <w:insideH w:val="single" w:sz="4" w:space="0" w:color="auto"/>
+          <w:insideV w:val="single" w:sz="4" w:space="0" w:color="auto"/>
+        </w:tblBorders>
+        <w:tblCellMar>
+          <w:left w:w="70" w:type="dxa"/>
+          <w:right w:w="70" w:type="dxa"/>
+        </w:tblCellMar>
+        <w:tblLook w:val="04A0" w:firstRow="1" w:lastRow="0" w:firstColumn="1" w:lastColumn="0" w:noHBand="0" w:noVBand="1"/>
+      </w:tblPr>
+      <w:tblGrid>
+        <w:gridCol w:w="4890"/>
+        <w:gridCol w:w="4394"/>
+      </w:tblGrid>
+      <w:tr>
+        <w:trPr>
+          <w:trHeight w:val="300"/>
+        </w:trPr>
+        <w:tc>
+          <w:tcPr>
+            <w:tcW w:w="4890" w:type="dxa"/>
+            <w:noWrap/>
+            <w:vAlign w:val="center"/>
+            <w:hideMark/>
+          </w:tcPr>
+          <w:p>
+            <w:pPr>
+              <w:rPr>
+                <w:b/>
+                <w:bCs/>
+                <w:color w:val="000000"/>
+                <w:sz w:val="20"/>
+                <w:szCs w:val="20"/>
+              </w:rPr>
+            </w:pPr>
+            <w:r>
+              <w:rPr>
+                <w:b/>
+                <w:bCs/>
+                <w:color w:val="000000"/>
+                <w:sz w:val="20"/>
+              </w:rPr>
+              <w:t> </w:t>
+            </w:r>
+            <w:r>
+              <w:rPr>
+                <w:b/>
+                <w:bCs/>
+                <w:color w:val="000000"/>
+                <w:sz w:val="20"/>
+              </w:rPr>
+              <w:t>Participantes:</w:t>
+            </w:r>
+            <w:r>
+              <w:t xml:space="preserve"> </w:t>
+            </w:r>
+          </w:p>
+        </w:tc>
+        <w:tc>
+          <w:tcPr>
+            <w:tcW w:w="4394" w:type="dxa"/>
+            <w:noWrap/>
+            <w:vAlign w:val="center"/>
+            <w:hideMark/>
+          </w:tcPr>
+          <w:p>
+            <w:pPr>
+              <w:rPr>
+                <w:b/>
+                <w:bCs/>
+                <w:color w:val="000000"/>
+                <w:sz w:val="20"/>
+                <w:szCs w:val="20"/>
+              </w:rPr>
+            </w:pPr>
+            <w:r>
+              <w:rPr>
+                <w:b/>
+                <w:bCs/>
+                <w:color w:val="000000"/>
+                <w:sz w:val="20"/>
+              </w:rPr>
+              <w:t/>
+            </w:r>
+            <w:r>
+              <w:rPr>
+                <w:b/>
+                <w:bCs/>
+                <w:color w:val="000000"/>
+                <w:sz w:val="20"/>
+                <w:szCs w:val="20"/>
+              </w:rPr>
+              <w:t/>
+            </w:r>
+            <w:r>
+              <w:rPr>
+                <w:b/>
+                <w:bCs/>
+                <w:color w:val="000000"/>
+                <w:sz w:val="20"/>
+                <w:szCs w:val="20"/>
+              </w:rPr>
+              <w:t/>
+            </w:r>
+            <w:r>
+              <w:t xml:space="preserve"/>
+            </w:r>
+          </w:p>
+        </w:tc>
+      </w:tr>
+    </w:tbl>
     <w:p>
       <w:pPr>
         <w:rPr>

--- a/docs/formatos/inspecciones/INSP-04 Limpieza Salas Eléctricas STMG 23 kV.docx
+++ b/docs/formatos/inspecciones/INSP-04 Limpieza Salas Eléctricas STMG 23 kV.docx
@@ -510,7 +510,7 @@
                 <w:color w:val="000000"/>
                 <w:sz w:val="20"/>
               </w:rPr>
-              <w:t> </w:t>
+              <w:t>Participantes:</w:t>
             </w:r>
             <w:r>
               <w:rPr>
@@ -519,10 +519,10 @@
                 <w:color w:val="000000"/>
                 <w:sz w:val="20"/>
               </w:rPr>
-              <w:t>Participantes:</w:t>
-            </w:r>
-            <w:r>
-              <w:t xml:space="preserve"> </w:t>
+              <w:t/>
+            </w:r>
+            <w:r>
+              <w:t xml:space="preserve"/>
             </w:r>
           </w:p>
         </w:tc>
@@ -641,10 +641,10 @@
                 <w:color w:val="000000"/>
                 <w:sz w:val="20"/>
               </w:rPr>
-              <w:t>Encargado de Actividad:</w:t>
-            </w:r>
-            <w:r>
-              <w:t xml:space="preserve"> </w:t>
+              <w:t>Encargado de la actividad:</w:t>
+            </w:r>
+            <w:r>
+              <w:t xml:space="preserve"/>
             </w:r>
           </w:p>
         </w:tc>
@@ -676,7 +676,7 @@
                 <w:color w:val="000000"/>
                 <w:sz w:val="20"/>
               </w:rPr>
-              <w:t>Firma</w:t>
+              <w:t>Firma:</w:t>
             </w:r>
             <w:r>
               <w:rPr>
@@ -685,10 +685,10 @@
                 <w:color w:val="000000"/>
                 <w:sz w:val="20"/>
               </w:rPr>
-              <w:t>:</w:t>
-            </w:r>
-            <w:r>
-              <w:t xml:space="preserve"> </w:t>
+              <w:t/>
+            </w:r>
+            <w:r>
+              <w:t xml:space="preserve"/>
             </w:r>
           </w:p>
         </w:tc>
@@ -731,7 +731,7 @@
               <w:t>Supervisor Bbosch:</w:t>
             </w:r>
             <w:r>
-              <w:t xml:space="preserve"> </w:t>
+              <w:t xml:space="preserve"/>
             </w:r>
           </w:p>
         </w:tc>
@@ -765,10 +765,10 @@
                 <w:color w:val="000000"/>
                 <w:sz w:val="20"/>
               </w:rPr>
-              <w:t>Firma Recepción:</w:t>
-            </w:r>
-            <w:r>
-              <w:t xml:space="preserve"> </w:t>
+              <w:t>Firma:</w:t>
+            </w:r>
+            <w:r>
+              <w:t xml:space="preserve"/>
             </w:r>
           </w:p>
         </w:tc>
@@ -811,7 +811,7 @@
               <w:t>Planificador Bbosch:</w:t>
             </w:r>
             <w:r>
-              <w:t xml:space="preserve"> </w:t>
+              <w:t xml:space="preserve"/>
             </w:r>
           </w:p>
         </w:tc>
@@ -845,10 +845,10 @@
                 <w:color w:val="000000"/>
                 <w:sz w:val="20"/>
               </w:rPr>
-              <w:t>Firma Recepción:</w:t>
-            </w:r>
-            <w:r>
-              <w:t xml:space="preserve"> </w:t>
+              <w:t>Firma:</w:t>
+            </w:r>
+            <w:r>
+              <w:t xml:space="preserve"/>
             </w:r>
           </w:p>
         </w:tc>
